--- a/outputs/deliverables/isometric/Charm_Response_Ethanol_Dilution_Carbon_Overstatement_2026-10-13.docx
+++ b/outputs/deliverables/isometric/Charm_Response_Ethanol_Dilution_Carbon_Overstatement_2026-10-13.docx
@@ -195,10 +195,10 @@
       </w:pPr>
       <w:r>
         <w:rPr>
-          <w:rFonts w:ascii="Arial Unicode MS" w:cs="Arial Unicode MS" w:eastAsia="Arial Unicode MS" w:hAnsi="Arial Unicode MS"/>
-          <w:rtl w:val="0"/>
-        </w:rPr>
-        <w:t xml:space="preserve">No. Across four paired samples, ethanol-corrected carbon was lower than the undiluted result in every pair and averaged 5.8 percentage points lower. At the 84th-percentile bound applied in Isometric Standard v2.0 §3.7.2, the difference remains negative (−3.0 points).</w:t>
+          <w:rFonts w:ascii="Arial" w:cs="Arial" w:eastAsia="Arial" w:hAnsi="Arial"/>
+          <w:rtl w:val="0"/>
+        </w:rPr>
+        <w:t xml:space="preserve">No. In four separate weekly samples, the ethanol-corrected carbon result came out below the undiluted result every time, by 1.0 to 10.7 percentage points. The size of the gap follows how well the oil mixes. On homogeneous AECN oil, the two methods agreed within 0.22 points. On 9-2026-W3-DC, a blend of lower-water-content oils, they differed by 1.0 point. On 9-2026-W4-DC, which SGS reported as “Predominantly Water,” they differed by 10.7 points. This is the pattern expected when a 0.1 g undiluted subsample captures one phase of the oil, not when dilution adds carbon.</w:t>
       </w:r>
       <w:r>
         <w:rPr>
@@ -1338,7 +1338,7 @@
           <w:szCs w:val="18"/>
           <w:rtl w:val="0"/>
         </w:rPr>
-        <w:t xml:space="preserve">Diluted samples were blended at 14.9–15.0 wt% absolute ethanol. Carbon was corrected run by run using 52.14 % C for ethanol. SGS’s dilution worksheet reports, for each run, the weighed ethanol fraction, measured blend carbon and corrected carbon.</w:t>
+        <w:t xml:space="preserve">Overstatement would appear as a positive difference. All four differences are negative. Diluted samples were blended at 14.9–15.0 wt% absolute ethanol. Carbon was corrected run by run using 52.14 % C for ethanol. SGS’s dilution worksheet reports, for each run, the weighed ethanol fraction, measured blend carbon and corrected carbon.</w:t>
       </w:r>
       <w:r>
         <w:rPr>
@@ -1364,7 +1364,7 @@
           <w:szCs w:val="22"/>
           <w:rtl w:val="0"/>
         </w:rPr>
-        <w:t xml:space="preserve">2. Upper Bound on Overstatement</w:t>
+        <w:t xml:space="preserve">2. Accuracy Against a Homogeneous Reference Oil</w:t>
       </w:r>
       <w:r>
         <w:rPr>
@@ -1379,12 +1379,12 @@
       </w:pPr>
       <w:r>
         <w:rPr>
-          <w:rFonts w:ascii="Arial Unicode MS" w:cs="Arial Unicode MS" w:eastAsia="Arial Unicode MS" w:hAnsi="Arial Unicode MS"/>
+          <w:rFonts w:ascii="Arial" w:cs="Arial" w:eastAsia="Arial" w:hAnsi="Arial"/>
           <w:sz w:val="20"/>
           <w:szCs w:val="20"/>
           <w:rtl w:val="0"/>
         </w:rPr>
-        <w:t xml:space="preserve">Overstatement would appear as a positive difference (diluted − undiluted). The question is how large that difference could plausibly be, given the four pairs. Isometric’s threshold for a conservative value:</w:t>
+        <w:t xml:space="preserve">Charm’s validation on AECN oil, which can be measured neat, blended ethanol at 33.38 wt%:</w:t>
       </w:r>
       <w:r>
         <w:rPr>
@@ -1400,14 +1400,14 @@
       </w:pPr>
       <w:r>
         <w:rPr>
-          <w:rFonts w:ascii="Arial Unicode MS" w:cs="Arial Unicode MS" w:eastAsia="Arial Unicode MS" w:hAnsi="Arial Unicode MS"/>
+          <w:rFonts w:ascii="Arial" w:cs="Arial" w:eastAsia="Arial" w:hAnsi="Arial"/>
           <w:i w:val="1"/>
           <w:iCs w:val="1"/>
           <w:sz w:val="20"/>
           <w:szCs w:val="20"/>
           <w:rtl w:val="0"/>
         </w:rPr>
-        <w:t xml:space="preserve">“Isometric recommends that the value used in the Removal or Reduction calculation be either ≤16th or ≥84th percentile, depending on which one yields a more Conservative estimate of Removal or Reduction.”</w:t>
+        <w:t xml:space="preserve">“The average carbon content for each method, Figure 2, differs by only 0.22%. Analysis via t-test showed that the 95% confidence interval was -0.338% to +0.778%.”</w:t>
       </w:r>
       <w:r>
         <w:rPr>
@@ -1416,7 +1416,7 @@
           <w:szCs w:val="20"/>
           <w:rtl w:val="0"/>
         </w:rPr>
-        <w:t xml:space="preserve"> (Isometric Standard v2.0 §3.7.2)</w:t>
+        <w:t xml:space="preserve"> (Justification for MRV analysis of D-series oil via ethanol dilution, “Validation of CHN Analysis With Ethanol Dilution”)</w:t>
       </w:r>
       <w:r>
         <w:rPr>
@@ -1424,255 +1424,11 @@
         </w:rPr>
       </w:r>
     </w:p>
-    <w:tbl>
-      <w:tblPr>
-        <w:tblStyle w:val="Table2"/>
-        <w:tblW w:w="9360.0" w:type="dxa"/>
-        <w:jc w:val="left"/>
-        <w:tblBorders>
-          <w:top w:color="000000" w:space="0" w:sz="4" w:val="single"/>
-          <w:left w:color="000000" w:space="0" w:sz="4" w:val="single"/>
-          <w:bottom w:color="000000" w:space="0" w:sz="4" w:val="single"/>
-          <w:right w:color="000000" w:space="0" w:sz="4" w:val="single"/>
-          <w:insideH w:color="000000" w:space="0" w:sz="4" w:val="single"/>
-          <w:insideV w:color="000000" w:space="0" w:sz="4" w:val="single"/>
-        </w:tblBorders>
-        <w:tblLayout w:type="fixed"/>
-        <w:tblLook w:val="0000"/>
-      </w:tblPr>
-      <w:tblGrid>
-        <w:gridCol w:w="5360"/>
-        <w:gridCol w:w="4000"/>
-        <w:tblGridChange w:id="0">
-          <w:tblGrid>
-            <w:gridCol w:w="5360"/>
-            <w:gridCol w:w="4000"/>
-          </w:tblGrid>
-        </w:tblGridChange>
-      </w:tblGrid>
-      <w:tr>
-        <w:trPr>
-          <w:cantSplit w:val="0"/>
-          <w:tblHeader w:val="1"/>
-        </w:trPr>
-        <w:tc>
-          <w:tcPr>
-            <w:shd w:fill="1f4e79" w:val="clear"/>
-            <w:tcMar>
-              <w:top w:w="50.0" w:type="dxa"/>
-              <w:left w:w="90.0" w:type="dxa"/>
-              <w:bottom w:w="50.0" w:type="dxa"/>
-              <w:right w:w="90.0" w:type="dxa"/>
-            </w:tcMar>
-          </w:tcPr>
-          <w:p>
-            <w:pPr>
-              <w:jc w:val="left"/>
-              <w:rPr/>
-            </w:pPr>
-            <w:r>
-              <w:rPr>
-                <w:rFonts w:ascii="Arial Unicode MS" w:cs="Arial Unicode MS" w:eastAsia="Arial Unicode MS" w:hAnsi="Arial Unicode MS"/>
-                <w:b w:val="1"/>
-                <w:bCs w:val="1"/>
-                <w:color w:val="ffffff"/>
-                <w:sz w:val="18"/>
-                <w:szCs w:val="18"/>
-                <w:rtl w:val="0"/>
-              </w:rPr>
-              <w:t xml:space="preserve">Statistic (difference = diluted − undiluted, n = 4)</w:t>
-            </w:r>
-            <w:r>
-              <w:rPr>
-                <w:rtl w:val="0"/>
-              </w:rPr>
-            </w:r>
-          </w:p>
-        </w:tc>
-        <w:tc>
-          <w:tcPr>
-            <w:shd w:fill="1f4e79" w:val="clear"/>
-            <w:tcMar>
-              <w:top w:w="50.0" w:type="dxa"/>
-              <w:left w:w="90.0" w:type="dxa"/>
-              <w:bottom w:w="50.0" w:type="dxa"/>
-              <w:right w:w="90.0" w:type="dxa"/>
-            </w:tcMar>
-          </w:tcPr>
-          <w:p>
-            <w:pPr>
-              <w:jc w:val="center"/>
-              <w:rPr/>
-            </w:pPr>
-            <w:r>
-              <w:rPr>
-                <w:rFonts w:ascii="Arial" w:cs="Arial" w:eastAsia="Arial" w:hAnsi="Arial"/>
-                <w:b w:val="1"/>
-                <w:bCs w:val="1"/>
-                <w:color w:val="ffffff"/>
-                <w:sz w:val="18"/>
-                <w:szCs w:val="18"/>
-                <w:rtl w:val="0"/>
-              </w:rPr>
-              <w:t xml:space="preserve">Value (points of C)</w:t>
-            </w:r>
-            <w:r>
-              <w:rPr>
-                <w:rtl w:val="0"/>
-              </w:rPr>
-            </w:r>
-          </w:p>
-        </w:tc>
-      </w:tr>
-      <w:tr>
-        <w:trPr>
-          <w:cantSplit w:val="0"/>
-          <w:tblHeader w:val="0"/>
-        </w:trPr>
-        <w:tc>
-          <w:tcPr>
-            <w:tcMar>
-              <w:top w:w="50.0" w:type="dxa"/>
-              <w:left w:w="90.0" w:type="dxa"/>
-              <w:bottom w:w="50.0" w:type="dxa"/>
-              <w:right w:w="90.0" w:type="dxa"/>
-            </w:tcMar>
-          </w:tcPr>
-          <w:p>
-            <w:pPr>
-              <w:jc w:val="left"/>
-              <w:rPr/>
-            </w:pPr>
-            <w:r>
-              <w:rPr>
-                <w:rFonts w:ascii="Arial" w:cs="Arial" w:eastAsia="Arial" w:hAnsi="Arial"/>
-                <w:b w:val="0"/>
-                <w:bCs w:val="0"/>
-                <w:sz w:val="18"/>
-                <w:szCs w:val="18"/>
-                <w:rtl w:val="0"/>
-              </w:rPr>
-              <w:t xml:space="preserve">Mean difference (standard error)</w:t>
-            </w:r>
-            <w:r>
-              <w:rPr>
-                <w:rtl w:val="0"/>
-              </w:rPr>
-            </w:r>
-          </w:p>
-        </w:tc>
-        <w:tc>
-          <w:tcPr>
-            <w:tcMar>
-              <w:top w:w="50.0" w:type="dxa"/>
-              <w:left w:w="90.0" w:type="dxa"/>
-              <w:bottom w:w="50.0" w:type="dxa"/>
-              <w:right w:w="90.0" w:type="dxa"/>
-            </w:tcMar>
-          </w:tcPr>
-          <w:p>
-            <w:pPr>
-              <w:jc w:val="center"/>
-              <w:rPr/>
-            </w:pPr>
-            <w:r>
-              <w:rPr>
-                <w:rFonts w:ascii="Arial Unicode MS" w:cs="Arial Unicode MS" w:eastAsia="Arial Unicode MS" w:hAnsi="Arial Unicode MS"/>
-                <w:sz w:val="18"/>
-                <w:szCs w:val="18"/>
-                <w:rtl w:val="0"/>
-              </w:rPr>
-              <w:t xml:space="preserve">−5.8 (2.4)</w:t>
-            </w:r>
-            <w:r>
-              <w:rPr>
-                <w:rtl w:val="0"/>
-              </w:rPr>
-            </w:r>
-          </w:p>
-        </w:tc>
-      </w:tr>
-      <w:tr>
-        <w:trPr>
-          <w:cantSplit w:val="0"/>
-          <w:tblHeader w:val="0"/>
-        </w:trPr>
-        <w:tc>
-          <w:tcPr>
-            <w:tcMar>
-              <w:top w:w="50.0" w:type="dxa"/>
-              <w:left w:w="90.0" w:type="dxa"/>
-              <w:bottom w:w="50.0" w:type="dxa"/>
-              <w:right w:w="90.0" w:type="dxa"/>
-            </w:tcMar>
-          </w:tcPr>
-          <w:p>
-            <w:pPr>
-              <w:jc w:val="left"/>
-              <w:rPr/>
-            </w:pPr>
-            <w:r>
-              <w:rPr>
-                <w:rFonts w:ascii="Arial" w:cs="Arial" w:eastAsia="Arial" w:hAnsi="Arial"/>
-                <w:b w:val="0"/>
-                <w:bCs w:val="0"/>
-                <w:sz w:val="18"/>
-                <w:szCs w:val="18"/>
-                <w:rtl w:val="0"/>
-              </w:rPr>
-              <w:t xml:space="preserve">84th-percentile upper bound</w:t>
-            </w:r>
-            <w:r>
-              <w:rPr>
-                <w:rtl w:val="0"/>
-              </w:rPr>
-            </w:r>
-          </w:p>
-        </w:tc>
-        <w:tc>
-          <w:tcPr>
-            <w:tcMar>
-              <w:top w:w="50.0" w:type="dxa"/>
-              <w:left w:w="90.0" w:type="dxa"/>
-              <w:bottom w:w="50.0" w:type="dxa"/>
-              <w:right w:w="90.0" w:type="dxa"/>
-            </w:tcMar>
-          </w:tcPr>
-          <w:p>
-            <w:pPr>
-              <w:jc w:val="center"/>
-              <w:rPr/>
-            </w:pPr>
-            <w:r>
-              <w:rPr>
-                <w:rFonts w:ascii="Arial Unicode MS" w:cs="Arial Unicode MS" w:eastAsia="Arial Unicode MS" w:hAnsi="Arial Unicode MS"/>
-                <w:sz w:val="18"/>
-                <w:szCs w:val="18"/>
-                <w:rtl w:val="0"/>
-              </w:rPr>
-              <w:t xml:space="preserve">−3.0</w:t>
-            </w:r>
-            <w:r>
-              <w:rPr>
-                <w:rtl w:val="0"/>
-              </w:rPr>
-            </w:r>
-          </w:p>
-        </w:tc>
-      </w:tr>
-    </w:tbl>
     <w:p>
       <w:pPr>
-        <w:spacing w:after="100" w:before="100" w:line="264" w:lineRule="auto"/>
+        <w:spacing w:after="100" w:line="264" w:lineRule="auto"/>
         <w:rPr/>
       </w:pPr>
-      <w:r>
-        <w:rPr>
-          <w:rFonts w:ascii="Arial Unicode MS" w:cs="Arial Unicode MS" w:eastAsia="Arial Unicode MS" w:hAnsi="Arial Unicode MS"/>
-          <w:rtl w:val="0"/>
-        </w:rPr>
-        <w:t xml:space="preserve">Diluted results were lower in all 4 pairs. The 84th-percentile bound is the mean difference plus the 84th-percentile t-value for three degrees of freedom times the standard error (−5.825 + 1.189 × 2.395 = −2.98).</w:t>
-      </w:r>
       <w:r>
         <w:rPr>
           <w:rFonts w:ascii="Arial" w:cs="Arial" w:eastAsia="Arial" w:hAnsi="Arial"/>
@@ -1680,7 +1436,7 @@
           <w:szCs w:val="20"/>
           <w:rtl w:val="0"/>
         </w:rPr>
-        <w:t xml:space="preserve"> The bound is below zero: at the percentile §3.7.2 sets for a Conservative estimate, ethanol-corrected carbon does not exceed undiluted carbon.</w:t>
+        <w:t xml:space="preserve">Neat AECN averaged 42.62 % C and diluted AECN 42.40 % C, so the interval is for neat minus diluted. The largest overstatement by the diluted method consistent with that interval is 0.34 points.</w:t>
       </w:r>
       <w:r>
         <w:rPr>
@@ -1706,105 +1462,7 @@
           <w:szCs w:val="22"/>
           <w:rtl w:val="0"/>
         </w:rPr>
-        <w:t xml:space="preserve">3. Accuracy Against a Homogeneous Reference Oil</w:t>
-      </w:r>
-      <w:r>
-        <w:rPr>
-          <w:rtl w:val="0"/>
-        </w:rPr>
-      </w:r>
-    </w:p>
-    <w:p>
-      <w:pPr>
-        <w:spacing w:after="100" w:line="264" w:lineRule="auto"/>
-        <w:rPr/>
-      </w:pPr>
-      <w:r>
-        <w:rPr>
-          <w:rFonts w:ascii="Arial" w:cs="Arial" w:eastAsia="Arial" w:hAnsi="Arial"/>
-          <w:sz w:val="20"/>
-          <w:szCs w:val="20"/>
-          <w:rtl w:val="0"/>
-        </w:rPr>
-        <w:t xml:space="preserve">Charm’s validation on AECN oil, which can be measured neat, blended ethanol at 33.38 wt%:</w:t>
-      </w:r>
-      <w:r>
-        <w:rPr>
-          <w:rtl w:val="0"/>
-        </w:rPr>
-      </w:r>
-    </w:p>
-    <w:p>
-      <w:pPr>
-        <w:spacing w:after="100" w:line="264" w:lineRule="auto"/>
-        <w:ind w:left="360" w:right="360" w:firstLine="0"/>
-        <w:rPr/>
-      </w:pPr>
-      <w:r>
-        <w:rPr>
-          <w:rFonts w:ascii="Arial" w:cs="Arial" w:eastAsia="Arial" w:hAnsi="Arial"/>
-          <w:i w:val="1"/>
-          <w:iCs w:val="1"/>
-          <w:sz w:val="20"/>
-          <w:szCs w:val="20"/>
-          <w:rtl w:val="0"/>
-        </w:rPr>
-        <w:t xml:space="preserve">“The average carbon content for each method, Figure 2, differs by only 0.22%. Analysis via t-test showed that the 95% confidence interval was -0.338% to +0.778%.”</w:t>
-      </w:r>
-      <w:r>
-        <w:rPr>
-          <w:rFonts w:ascii="Arial" w:cs="Arial" w:eastAsia="Arial" w:hAnsi="Arial"/>
-          <w:sz w:val="20"/>
-          <w:szCs w:val="20"/>
-          <w:rtl w:val="0"/>
-        </w:rPr>
-        <w:t xml:space="preserve"> (Justification for MRV analysis of D-series oil via ethanol dilution, “Validation of CHN Analysis With Ethanol Dilution”)</w:t>
-      </w:r>
-      <w:r>
-        <w:rPr>
-          <w:rtl w:val="0"/>
-        </w:rPr>
-      </w:r>
-    </w:p>
-    <w:p>
-      <w:pPr>
-        <w:spacing w:after="100" w:line="264" w:lineRule="auto"/>
-        <w:rPr/>
-      </w:pPr>
-      <w:r>
-        <w:rPr>
-          <w:rFonts w:ascii="Arial" w:cs="Arial" w:eastAsia="Arial" w:hAnsi="Arial"/>
-          <w:sz w:val="20"/>
-          <w:szCs w:val="20"/>
-          <w:rtl w:val="0"/>
-        </w:rPr>
-        <w:t xml:space="preserve">Neat AECN averaged 42.62 % C and diluted AECN 42.40 % C, so the interval is for neat minus diluted. The largest overstatement by the diluted method consistent with that interval is 0.34 points.</w:t>
-      </w:r>
-      <w:r>
-        <w:rPr>
-          <w:rtl w:val="0"/>
-        </w:rPr>
-      </w:r>
-    </w:p>
-    <w:p>
-      <w:pPr>
-        <w:pBdr>
-          <w:bottom w:color="1f4e79" w:space="2" w:sz="6" w:val="single"/>
-        </w:pBdr>
-        <w:spacing w:after="80" w:before="180" w:lineRule="auto"/>
-        <w:rPr/>
-      </w:pPr>
-      <w:r>
-        <w:rPr>
-          <w:rFonts w:ascii="Arial" w:cs="Arial" w:eastAsia="Arial" w:hAnsi="Arial"/>
-          <w:b w:val="1"/>
-          <w:bCs w:val="1"/>
-          <w:color w:val="1f4e79"/>
-          <w:sz w:val="22"/>
-          <w:szCs w:val="22"/>
-          <w:rtl w:val="0"/>
-        </w:rPr>
-        <w:t xml:space="preserve">4. Repeatability on D-Series Oil</w:t>
+        <w:t xml:space="preserve">3. Repeatability on D-Series Oil</w:t>
       </w:r>
       <w:r>
         <w:rPr>
@@ -1814,7 +1472,7 @@
     </w:p>
     <w:tbl>
       <w:tblPr>
-        <w:tblStyle w:val="Table3"/>
+        <w:tblStyle w:val="Table2"/>
         <w:tblW w:w="9360.0" w:type="dxa"/>
         <w:jc w:val="left"/>
         <w:tblBorders>
@@ -2788,19 +2446,6 @@
       </w:tblCellMar>
     </w:tblPr>
   </w:style>
-  <w:style w:type="table" w:styleId="Table3">
-    <w:basedOn w:val="TableNormal"/>
-    <w:tblPr>
-      <w:tblStyleRowBandSize w:val="1"/>
-      <w:tblStyleColBandSize w:val="1"/>
-      <w:tblCellMar>
-        <w:top w:w="0.0" w:type="dxa"/>
-        <w:left w:w="115.0" w:type="dxa"/>
-        <w:bottom w:w="0.0" w:type="dxa"/>
-        <w:right w:w="115.0" w:type="dxa"/>
-      </w:tblCellMar>
-    </w:tblPr>
-  </w:style>
 </w:styles>
 </file>
 

--- a/outputs/deliverables/isometric/Charm_Response_Ethanol_Dilution_Carbon_Overstatement_2026-10-13.docx
+++ b/outputs/deliverables/isometric/Charm_Response_Ethanol_Dilution_Carbon_Overstatement_2026-10-13.docx
@@ -198,7 +198,7 @@
           <w:rFonts w:ascii="Arial" w:cs="Arial" w:eastAsia="Arial" w:hAnsi="Arial"/>
           <w:rtl w:val="0"/>
         </w:rPr>
-        <w:t xml:space="preserve">No. In four separate weekly samples, the ethanol-corrected carbon result came out below the undiluted result every time, by 1.0 to 10.7 percentage points. The size of the gap follows how well the oil mixes. On homogeneous AECN oil, the two methods agreed within 0.22 points. On 9-2026-W3-DC, a blend of lower-water-content oils, they differed by 1.0 point. On 9-2026-W4-DC, which SGS reported as “Predominantly Water,” they differed by 10.7 points. This is the pattern expected when a 0.1 g undiluted subsample captures one phase of the oil, not when dilution adds carbon.</w:t>
+        <w:t xml:space="preserve">No. Across four weekly composite samples, each drawn from every tote injected that week, the ethanol-corrected carbon result came out below the undiluted result every time, by 1.0 to 10.7 percentage points. The size of the gap follows how well the oil mixes. On homogeneous AECN oil, the two methods agreed within 0.22 points. On 9-2026-W3-DC, a blend of lower-water-content oils, they differed by 1.0 point. On 9-2026-W4-DC, which SGS reported as “Predominantly Water,” they differed by 10.7 points. This is the pattern expected when a 0.1 g undiluted subsample captures one phase of the oil, not when dilution adds carbon.</w:t>
       </w:r>
       <w:r>
         <w:rPr>
@@ -1338,7 +1338,7 @@
           <w:szCs w:val="18"/>
           <w:rtl w:val="0"/>
         </w:rPr>
-        <w:t xml:space="preserve">Overstatement would appear as a positive difference. All four differences are negative. Diluted samples were blended at 14.9–15.0 wt% absolute ethanol. Carbon was corrected run by run using 52.14 % C for ethanol. SGS’s dilution worksheet reports, for each run, the weighed ethanol fraction, measured blend carbon and corrected carbon.</w:t>
+        <w:t xml:space="preserve">Each sample is a composite drawn from every tote injected during that week, so each pair compares the two methods on the full week’s oil rather than a single container. Overstatement would appear as a positive difference. All four differences are negative. Diluted samples were blended at 14.9–15.0 wt% absolute ethanol. Carbon was corrected run by run using 52.14 % C for ethanol. SGS’s dilution worksheet reports, for each run, the weighed ethanol fraction, measured blend carbon and corrected carbon.</w:t>
       </w:r>
       <w:r>
         <w:rPr>

--- a/outputs/deliverables/isometric/Charm_Response_Ethanol_Dilution_Carbon_Overstatement_2026-10-13.docx
+++ b/outputs/deliverables/isometric/Charm_Response_Ethanol_Dilution_Carbon_Overstatement_2026-10-13.docx
@@ -27,7 +27,10 @@
     </w:p>
     <w:p>
       <w:pPr>
-        <w:spacing w:after="0" w:lineRule="auto"/>
+        <w:pBdr>
+          <w:bottom w:color="1f4e79" w:space="2" w:sz="6" w:val="single"/>
+        </w:pBdr>
+        <w:spacing w:after="80" w:before="180" w:lineRule="auto"/>
         <w:rPr/>
       </w:pPr>
       <w:r>
@@ -35,51 +38,12 @@
           <w:rFonts w:ascii="Arial" w:cs="Arial" w:eastAsia="Arial" w:hAnsi="Arial"/>
           <w:b w:val="1"/>
           <w:bCs w:val="1"/>
-          <w:sz w:val="20"/>
-          <w:szCs w:val="20"/>
-          <w:rtl w:val="0"/>
-        </w:rPr>
-        <w:t xml:space="preserve">To: </w:t>
-      </w:r>
-      <w:r>
-        <w:rPr>
-          <w:rFonts w:ascii="Arial" w:cs="Arial" w:eastAsia="Arial" w:hAnsi="Arial"/>
-          <w:sz w:val="20"/>
-          <w:szCs w:val="20"/>
-          <w:rtl w:val="0"/>
-        </w:rPr>
-        <w:t xml:space="preserve">Isometric</w:t>
-      </w:r>
-      <w:r>
-        <w:rPr>
-          <w:rtl w:val="0"/>
-        </w:rPr>
-      </w:r>
-    </w:p>
-    <w:p>
-      <w:pPr>
-        <w:spacing w:after="0" w:lineRule="auto"/>
-        <w:rPr/>
-      </w:pPr>
-      <w:r>
-        <w:rPr>
-          <w:rFonts w:ascii="Arial" w:cs="Arial" w:eastAsia="Arial" w:hAnsi="Arial"/>
-          <w:b w:val="1"/>
-          <w:bCs w:val="1"/>
-          <w:sz w:val="20"/>
-          <w:szCs w:val="20"/>
-          <w:rtl w:val="0"/>
-        </w:rPr>
-        <w:t xml:space="preserve">From: </w:t>
-      </w:r>
-      <w:r>
-        <w:rPr>
-          <w:rFonts w:ascii="Arial" w:cs="Arial" w:eastAsia="Arial" w:hAnsi="Arial"/>
-          <w:sz w:val="20"/>
-          <w:szCs w:val="20"/>
-          <w:rtl w:val="0"/>
-        </w:rPr>
-        <w:t xml:space="preserve">Max Lavine, Carbon Protocol &amp; Verification Lead, Charm Industrial</w:t>
+          <w:color w:val="1f4e79"/>
+          <w:sz w:val="22"/>
+          <w:szCs w:val="22"/>
+          <w:rtl w:val="0"/>
+        </w:rPr>
+        <w:t xml:space="preserve">Question</w:t>
       </w:r>
       <w:r>
         <w:rPr>
@@ -95,20 +59,11 @@
       <w:r>
         <w:rPr>
           <w:rFonts w:ascii="Arial" w:cs="Arial" w:eastAsia="Arial" w:hAnsi="Arial"/>
-          <w:b w:val="1"/>
-          <w:bCs w:val="1"/>
           <w:sz w:val="20"/>
           <w:szCs w:val="20"/>
           <w:rtl w:val="0"/>
         </w:rPr>
-        <w:t xml:space="preserve">Date: </w:t>
-      </w:r>
-      <w:r>
-        <w:rPr>
-          <w:rFonts w:ascii="Arial" w:cs="Arial" w:eastAsia="Arial" w:hAnsi="Arial"/>
-          <w:rtl w:val="0"/>
-        </w:rPr>
-        <w:t xml:space="preserve">October 15, 2026</w:t>
+        <w:t xml:space="preserve">Does the ethanol dilution method overstate the carbon content of D-series bio-oil, and therefore CO₂e stored?</w:t>
       </w:r>
       <w:r>
         <w:rPr>
@@ -134,7 +89,7 @@
           <w:szCs w:val="22"/>
           <w:rtl w:val="0"/>
         </w:rPr>
-        <w:t xml:space="preserve">Question</w:t>
+        <w:t xml:space="preserve">Charm’s Position</w:t>
       </w:r>
       <w:r>
         <w:rPr>
@@ -145,73 +100,21 @@
     <w:p>
       <w:pPr>
         <w:spacing w:after="100" w:line="264" w:lineRule="auto"/>
-        <w:rPr/>
+        <w:rPr>
+          <w:rFonts w:ascii="Arial" w:cs="Arial" w:eastAsia="Arial" w:hAnsi="Arial"/>
+        </w:rPr>
       </w:pPr>
       <w:r>
         <w:rPr>
           <w:rFonts w:ascii="Arial" w:cs="Arial" w:eastAsia="Arial" w:hAnsi="Arial"/>
-          <w:sz w:val="20"/>
-          <w:szCs w:val="20"/>
-          <w:rtl w:val="0"/>
-        </w:rPr>
-        <w:t xml:space="preserve">Does the ethanol dilution method overstate the carbon content of D-series bio-oil, and therefore CO₂e stored?</w:t>
-      </w:r>
-      <w:r>
-        <w:rPr>
-          <w:rtl w:val="0"/>
-        </w:rPr>
-      </w:r>
-    </w:p>
-    <w:p>
-      <w:pPr>
-        <w:pBdr>
-          <w:bottom w:color="1f4e79" w:space="2" w:sz="6" w:val="single"/>
-        </w:pBdr>
-        <w:spacing w:after="80" w:before="180" w:lineRule="auto"/>
-        <w:rPr/>
-      </w:pPr>
-      <w:r>
-        <w:rPr>
-          <w:rFonts w:ascii="Arial" w:cs="Arial" w:eastAsia="Arial" w:hAnsi="Arial"/>
-          <w:b w:val="1"/>
-          <w:bCs w:val="1"/>
-          <w:color w:val="1f4e79"/>
-          <w:sz w:val="22"/>
-          <w:szCs w:val="22"/>
-          <w:rtl w:val="0"/>
-        </w:rPr>
-        <w:t xml:space="preserve">Charm’s Position</w:t>
-      </w:r>
-      <w:r>
-        <w:rPr>
-          <w:rtl w:val="0"/>
-        </w:rPr>
+          <w:rtl w:val="0"/>
+        </w:rPr>
+        <w:t xml:space="preserve">No. Across four weekly composite samples, each drawn from every tote injected that week, the ethanol-corrected carbon result came out below the undiluted result every time, by 1.0 to 10.7 percentage points. The size of the gap follows the homogeneity of the oil. On homogeneous AECN oil, the two methods agreed within 0.22 points. However, with both D-series oil and the relatively homogenous AECN oil, there is no association between sample dilution and elevated C content results. </w:t>
       </w:r>
     </w:p>
     <w:p>
       <w:pPr>
         <w:spacing w:after="100" w:line="264" w:lineRule="auto"/>
-        <w:rPr/>
-      </w:pPr>
-      <w:r>
-        <w:rPr>
-          <w:rFonts w:ascii="Arial" w:cs="Arial" w:eastAsia="Arial" w:hAnsi="Arial"/>
-          <w:rtl w:val="0"/>
-        </w:rPr>
-        <w:t xml:space="preserve">No. Across four weekly composite samples, each drawn from every tote injected that week, the ethanol-corrected carbon result came out below the undiluted result every time, by 1.0 to 10.7 percentage points. The size of the gap follows how well the oil mixes. On homogeneous AECN oil, the two methods agreed within 0.22 points. On 9-2026-W3-DC, a blend of lower-water-content oils, they differed by 1.0 point. On 9-2026-W4-DC, which SGS reported as “Predominantly Water,” they differed by 10.7 points. This is the pattern expected when a 0.1 g undiluted subsample captures one phase of the oil, not when dilution adds carbon.</w:t>
-      </w:r>
-      <w:r>
-        <w:rPr>
-          <w:rtl w:val="0"/>
-        </w:rPr>
-      </w:r>
-    </w:p>
-    <w:p>
-      <w:pPr>
-        <w:pBdr>
-          <w:bottom w:color="1f4e79" w:space="2" w:sz="6" w:val="single"/>
-        </w:pBdr>
-        <w:spacing w:after="80" w:before="180" w:lineRule="auto"/>
         <w:rPr/>
       </w:pPr>
       <w:r>
@@ -1338,7 +1241,7 @@
           <w:szCs w:val="18"/>
           <w:rtl w:val="0"/>
         </w:rPr>
-        <w:t xml:space="preserve">Each sample is a composite drawn from every tote injected during that week, so each pair compares the two methods on the full week’s oil rather than a single container. Overstatement would appear as a positive difference. All four differences are negative. Diluted samples were blended at 14.9–15.0 wt% absolute ethanol. Carbon was corrected run by run using 52.14 % C for ethanol. SGS’s dilution worksheet reports, for each run, the weighed ethanol fraction, measured blend carbon and corrected carbon.</w:t>
+        <w:t xml:space="preserve">Each sample is a composite drawn from every tote injected during that week, 18 totes total. Overstatement would appear as a positive difference. All four differences are negative. Diluted samples were blended at 14.9–15.0 wt% absolute ethanol. Carbon was corrected run by run using 52.14 % C for ethanol. SGS’s dilution worksheet reports, for each run, the weighed ethanol fraction, measured blend carbon and corrected carbon.</w:t>
       </w:r>
       <w:r>
         <w:rPr>
@@ -1596,7 +1499,7 @@
                 <w:szCs w:val="18"/>
                 <w:rtl w:val="0"/>
               </w:rPr>
-              <w:t xml:space="preserve">Ethanol-corrected runs, range (n = 3, all runs)</w:t>
+              <w:t xml:space="preserve">Ethanol-corrected runs reported by SGS, range</w:t>
             </w:r>
             <w:r>
               <w:rPr>
@@ -1710,7 +1613,7 @@
                 <w:szCs w:val="18"/>
                 <w:rtl w:val="0"/>
               </w:rPr>
-              <w:t xml:space="preserve">31.8 – 33.7 % C</w:t>
+              <w:t xml:space="preserve">33.1 – 33.7 % C</w:t>
             </w:r>
             <w:r>
               <w:rPr>
@@ -1824,7 +1727,7 @@
                 <w:szCs w:val="18"/>
                 <w:rtl w:val="0"/>
               </w:rPr>
-              <w:t xml:space="preserve">40.3 – 43.8 % C</w:t>
+              <w:t xml:space="preserve">40.3 – 40.9 % C</w:t>
             </w:r>
             <w:r>
               <w:rPr>
@@ -2051,7 +1954,7 @@
           <w:szCs w:val="20"/>
           <w:rtl w:val="0"/>
         </w:rPr>
-        <w:t xml:space="preserve">Undiluted runs on the same sample divide between a low-carbon and a high-carbon group, consistent with each 0.1 g subsample drawing mainly one phase. SGS noted on both 9-2026-W4-DC reports: “Please Note - Samples Are Predominantly Water.” Ethanol evaporation between blending and analysis would lower the corrected value, by 0.20–0.32 points per wt% of ethanol lost.</w:t>
+        <w:t xml:space="preserve">Undiluted runs on the same sample divide between a low-carbon and a high-carbon group, consistent with each 0.1 g subsample drawing mainly one phase. SGS noted on both 9-2026-W4-DC reports: “Please Note - Samples Are Predominantly Water.”</w:t>
       </w:r>
       <w:r>
         <w:rPr>

--- a/outputs/deliverables/isometric/Charm_Response_Ethanol_Dilution_Carbon_Overstatement_2026-10-13.docx
+++ b/outputs/deliverables/isometric/Charm_Response_Ethanol_Dilution_Carbon_Overstatement_2026-10-13.docx
@@ -1335,11 +1335,9 @@
       <w:r>
         <w:rPr>
           <w:rFonts w:ascii="Arial" w:cs="Arial" w:eastAsia="Arial" w:hAnsi="Arial"/>
-          <w:sz w:val="20"/>
-          <w:szCs w:val="20"/>
-          <w:rtl w:val="0"/>
-        </w:rPr>
-        <w:t xml:space="preserve">Neat AECN averaged 42.62 % C and diluted AECN 42.40 % C, so the interval is for neat minus diluted. The largest overstatement by the diluted method consistent with that interval is 0.34 points.</w:t>
+          <w:rtl w:val="0"/>
+        </w:rPr>
+        <w:t xml:space="preserve">Neat AECN averaged 42.62 % C and diluted AECN 42.40 % C (Table 2 of the same document).</w:t>
       </w:r>
       <w:r>
         <w:rPr>
